--- a/organic-chemistry/acids-bases/Acids_Bases_Nomenclature_Quiz_Answer_Key.docx
+++ b/organic-chemistry/acids-bases/Acids_Bases_Nomenclature_Quiz_Answer_Key.docx
@@ -2175,7 +2175,7 @@
       <w:r>
         <w:drawing>
           <wp:inline xmlns:a="http://schemas.openxmlformats.org/drawingml/2006/main" xmlns:pic="http://schemas.openxmlformats.org/drawingml/2006/picture">
-            <wp:extent cx="1484985" cy="980236"/>
+            <wp:extent cx="1484985" cy="987552"/>
             <wp:docPr id="1" name="Picture 1"/>
             <wp:cNvGraphicFramePr>
               <a:graphicFrameLocks noChangeAspect="1"/>
@@ -2196,7 +2196,7 @@
                   <pic:spPr>
                     <a:xfrm>
                       <a:off x="0" y="0"/>
-                      <a:ext cx="1484985" cy="980236"/>
+                      <a:ext cx="1484985" cy="987552"/>
                     </a:xfrm>
                     <a:prstGeom prst="rect"/>
                   </pic:spPr>
@@ -2248,7 +2248,7 @@
       <w:r>
         <w:drawing>
           <wp:inline xmlns:a="http://schemas.openxmlformats.org/drawingml/2006/main" xmlns:pic="http://schemas.openxmlformats.org/drawingml/2006/picture">
-            <wp:extent cx="1697126" cy="1155801"/>
+            <wp:extent cx="1792224" cy="1163117"/>
             <wp:docPr id="2" name="Picture 2"/>
             <wp:cNvGraphicFramePr>
               <a:graphicFrameLocks noChangeAspect="1"/>
@@ -2269,7 +2269,7 @@
                   <pic:spPr>
                     <a:xfrm>
                       <a:off x="0" y="0"/>
-                      <a:ext cx="1697126" cy="1155801"/>
+                      <a:ext cx="1792224" cy="1163117"/>
                     </a:xfrm>
                     <a:prstGeom prst="rect"/>
                   </pic:spPr>
@@ -2459,7 +2459,7 @@
       <w:r>
         <w:drawing>
           <wp:inline xmlns:a="http://schemas.openxmlformats.org/drawingml/2006/main" xmlns:pic="http://schemas.openxmlformats.org/drawingml/2006/picture">
-            <wp:extent cx="1389888" cy="1331366"/>
+            <wp:extent cx="1572768" cy="1338682"/>
             <wp:docPr id="3" name="Picture 3"/>
             <wp:cNvGraphicFramePr>
               <a:graphicFrameLocks noChangeAspect="1"/>
@@ -2480,7 +2480,7 @@
                   <pic:spPr>
                     <a:xfrm>
                       <a:off x="0" y="0"/>
-                      <a:ext cx="1389888" cy="1331366"/>
+                      <a:ext cx="1572768" cy="1338682"/>
                     </a:xfrm>
                     <a:prstGeom prst="rect"/>
                   </pic:spPr>
@@ -2578,7 +2578,7 @@
       <w:r>
         <w:drawing>
           <wp:inline xmlns:a="http://schemas.openxmlformats.org/drawingml/2006/main" xmlns:pic="http://schemas.openxmlformats.org/drawingml/2006/picture">
-            <wp:extent cx="2304288" cy="629107"/>
+            <wp:extent cx="2311603" cy="636422"/>
             <wp:docPr id="4" name="Picture 4"/>
             <wp:cNvGraphicFramePr>
               <a:graphicFrameLocks noChangeAspect="1"/>
@@ -2599,7 +2599,7 @@
                   <pic:spPr>
                     <a:xfrm>
                       <a:off x="0" y="0"/>
-                      <a:ext cx="2304288" cy="629107"/>
+                      <a:ext cx="2311603" cy="636422"/>
                     </a:xfrm>
                     <a:prstGeom prst="rect"/>
                   </pic:spPr>
@@ -3157,7 +3157,7 @@
       <w:r>
         <w:drawing>
           <wp:inline xmlns:a="http://schemas.openxmlformats.org/drawingml/2006/main" xmlns:pic="http://schemas.openxmlformats.org/drawingml/2006/picture">
-            <wp:extent cx="3072384" cy="1367942"/>
+            <wp:extent cx="3291840" cy="1367942"/>
             <wp:docPr id="5" name="Picture 5"/>
             <wp:cNvGraphicFramePr>
               <a:graphicFrameLocks noChangeAspect="1"/>
@@ -3178,7 +3178,7 @@
                   <pic:spPr>
                     <a:xfrm>
                       <a:off x="0" y="0"/>
-                      <a:ext cx="3072384" cy="1367942"/>
+                      <a:ext cx="3291840" cy="1367942"/>
                     </a:xfrm>
                     <a:prstGeom prst="rect"/>
                   </pic:spPr>
@@ -3276,7 +3276,7 @@
       <w:r>
         <w:drawing>
           <wp:inline xmlns:a="http://schemas.openxmlformats.org/drawingml/2006/main" xmlns:pic="http://schemas.openxmlformats.org/drawingml/2006/picture">
-            <wp:extent cx="1397203" cy="863193"/>
+            <wp:extent cx="1484985" cy="870508"/>
             <wp:docPr id="6" name="Picture 6"/>
             <wp:cNvGraphicFramePr>
               <a:graphicFrameLocks noChangeAspect="1"/>
@@ -3297,7 +3297,7 @@
                   <pic:spPr>
                     <a:xfrm>
                       <a:off x="0" y="0"/>
-                      <a:ext cx="1397203" cy="863193"/>
+                      <a:ext cx="1484985" cy="870508"/>
                     </a:xfrm>
                     <a:prstGeom prst="rect"/>
                   </pic:spPr>
